--- a/学习录/第4课_条件判断.docx
+++ b/学习录/第4课_条件判断.docx
@@ -1908,6 +1908,7 @@
       </w:r>
     </w:p>
     <w:sectPr>
+      <w:footerReference w:type="default" r:id="rId9"/>
       <w:pgSz w:w="11906" w:h="16838"/>
       <w:pgMar w:top="1417" w:right="1134" w:bottom="1134" w:left="1134" w:header="720" w:footer="720" w:gutter="0"/>
       <w:cols w:space="720"/>
@@ -1915,6 +1916,26 @@
     </w:sectPr>
   </w:body>
 </w:document>
+</file>
+
+<file path=word/footer1.xml><?xml version="1.0" encoding="utf-8"?>
+<w:ftr xmlns:m="http://schemas.openxmlformats.org/officeDocument/2006/math" xmlns:mc="http://schemas.openxmlformats.org/markup-compatibility/2006" xmlns:mo="http://schemas.microsoft.com/office/mac/office/2008/main" xmlns:mv="urn:schemas-microsoft-com:mac:vml" xmlns:o="urn:schemas-microsoft-com:office:office" xmlns:r="http://schemas.openxmlformats.org/officeDocument/2006/relationships" xmlns:v="urn:schemas-microsoft-com:vml" xmlns:w10="urn:schemas-microsoft-com:office:word" xmlns:w14="http://schemas.microsoft.com/office/word/2010/wordml" xmlns:w="http://schemas.openxmlformats.org/wordprocessingml/2006/main" xmlns:wne="http://schemas.microsoft.com/office/word/2006/wordml" xmlns:wp14="http://schemas.microsoft.com/office/word/2010/wordprocessingDrawing" xmlns:wp="http://schemas.openxmlformats.org/drawingml/2006/wordprocessingDrawing" xmlns:wpc="http://schemas.microsoft.com/office/word/2010/wordprocessingCanvas" xmlns:wpg="http://schemas.microsoft.com/office/word/2010/wordprocessingGroup" xmlns:wpi="http://schemas.microsoft.com/office/word/2010/wordprocessingInk" xmlns:wps="http://schemas.microsoft.com/office/word/2010/wordprocessingShape" mc:Ignorable="w14 wp14">
+  <w:p>
+    <w:pPr>
+      <w:pStyle w:val="Footer"/>
+      <w:jc w:val="right"/>
+    </w:pPr>
+    <w:r>
+      <w:rPr>
+        <w:rFonts w:ascii="Microsoft YaHei" w:hAnsi="Microsoft YaHei"/>
+        <w:i/>
+        <w:color w:val="D0D0D0"/>
+        <w:sz w:val="16"/>
+      </w:rPr>
+      <w:t>by Kerlaier</w:t>
+    </w:r>
+  </w:p>
+</w:ftr>
 </file>
 
 <file path=word/numbering.xml><?xml version="1.0" encoding="utf-8"?>

--- a/学习录/第4课_条件判断.docx
+++ b/学习录/第4课_条件判断.docx
@@ -1313,17 +1313,7 @@
           <w:color w:val="2B5C8A"/>
           <w:sz w:val="22"/>
         </w:rPr>
-        <w:t>作业一：判断奇偶：输入一个数字，判断是奇数还是偶数</w:t>
-      </w:r>
-    </w:p>
-    <w:p>
-      <w:r>
-        <w:rPr>
-          <w:i/>
-          <w:color w:val="7F8C8D"/>
-          <w:sz w:val="18"/>
-        </w:rPr>
-        <w:t>💡 提示：num % 2 == 0 就是偶数</w:t>
+        <w:t>作业一：判断奇偶</w:t>
       </w:r>
     </w:p>
     <w:p>
@@ -1338,7 +1328,7 @@
           <w:color w:val="27AE60"/>
           <w:sz w:val="19"/>
         </w:rPr>
-        <w:t xml:space="preserve">  a = int(input("请输入一个数字："))</w:t>
+        <w:t xml:space="preserve">  num = int(input("请输入一个数字："))</w:t>
       </w:r>
     </w:p>
     <w:p>
@@ -1353,7 +1343,7 @@
           <w:color w:val="27AE60"/>
           <w:sz w:val="19"/>
         </w:rPr>
-        <w:t xml:space="preserve">  if a % 2 == 0:</w:t>
+        <w:t xml:space="preserve">  if num % 2 == 0:</w:t>
       </w:r>
     </w:p>
     <w:p>
@@ -1410,17 +1400,7 @@
           <w:color w:val="2B5C8A"/>
           <w:sz w:val="22"/>
         </w:rPr>
-        <w:t>作业二：年龄分类：输入年龄，输出所属阶段（儿童/青少年/成年人/老年人）</w:t>
-      </w:r>
-    </w:p>
-    <w:p>
-      <w:r>
-        <w:rPr>
-          <w:i/>
-          <w:color w:val="7F8C8D"/>
-          <w:sz w:val="18"/>
-        </w:rPr>
-        <w:t>💡 提示：&lt;12 儿童, 12-17 青少年, 18-59 成年人, &gt;=60 老年人</w:t>
+        <w:t>作业二：年龄分类</w:t>
       </w:r>
     </w:p>
     <w:p>
@@ -1435,7 +1415,7 @@
           <w:color w:val="27AE60"/>
           <w:sz w:val="19"/>
         </w:rPr>
-        <w:t xml:space="preserve">  age = int(input("年龄："))</w:t>
+        <w:t xml:space="preserve">  age = int(input("请输入年龄："))</w:t>
       </w:r>
     </w:p>
     <w:p>
@@ -1567,17 +1547,7 @@
           <w:color w:val="2B5C8A"/>
           <w:sz w:val="22"/>
         </w:rPr>
-        <w:t>作业三：出租车计价器：3公里内起步价10元，超出每公里加2元</w:t>
-      </w:r>
-    </w:p>
-    <w:p>
-      <w:r>
-        <w:rPr>
-          <w:i/>
-          <w:color w:val="7F8C8D"/>
-          <w:sz w:val="18"/>
-        </w:rPr>
-        <w:t>💡 提示：用 if 判断是否超过3公里</w:t>
+        <w:t>作业三：计价器</w:t>
       </w:r>
     </w:p>
     <w:p>
@@ -1592,7 +1562,7 @@
           <w:color w:val="27AE60"/>
           <w:sz w:val="19"/>
         </w:rPr>
-        <w:t xml:space="preserve">  a = int(input("公里数："))</w:t>
+        <w:t xml:space="preserve">  km = float(input("请输入公里数："))</w:t>
       </w:r>
     </w:p>
     <w:p>
@@ -1607,7 +1577,7 @@
           <w:color w:val="27AE60"/>
           <w:sz w:val="19"/>
         </w:rPr>
-        <w:t xml:space="preserve">  if a &lt;= 3:</w:t>
+        <w:t xml:space="preserve">  if km &lt;= 3:</w:t>
       </w:r>
     </w:p>
     <w:p>
@@ -1622,7 +1592,7 @@
           <w:color w:val="27AE60"/>
           <w:sz w:val="19"/>
         </w:rPr>
-        <w:t xml:space="preserve">      print("10元")</w:t>
+        <w:t xml:space="preserve">      price = 10</w:t>
       </w:r>
     </w:p>
     <w:p>
@@ -1652,7 +1622,7 @@
           <w:color w:val="27AE60"/>
           <w:sz w:val="19"/>
         </w:rPr>
-        <w:t xml:space="preserve">      b = 10 + (a-3) * 2</w:t>
+        <w:t xml:space="preserve">      price = 10 + (km - 3) * 2</w:t>
       </w:r>
     </w:p>
     <w:p>
@@ -1667,7 +1637,7 @@
           <w:color w:val="27AE60"/>
           <w:sz w:val="19"/>
         </w:rPr>
-        <w:t xml:space="preserve">      print(f"{b}元")</w:t>
+        <w:t xml:space="preserve">  print(f"应付{price}元")</w:t>
       </w:r>
     </w:p>
     <w:p/>
@@ -1679,17 +1649,7 @@
           <w:color w:val="2B5C8A"/>
           <w:sz w:val="22"/>
         </w:rPr>
-        <w:t>作业四：简易登录验证：用户名="python"，密码=123，分别判断用户名和密码是否正确</w:t>
-      </w:r>
-    </w:p>
-    <w:p>
-      <w:r>
-        <w:rPr>
-          <w:i/>
-          <w:color w:val="7F8C8D"/>
-          <w:sz w:val="18"/>
-        </w:rPr>
-        <w:t>💡 提示：先判断都正确，再分情况判断</w:t>
+        <w:t>作业四：练习4</w:t>
       </w:r>
     </w:p>
     <w:p>
@@ -1704,7 +1664,7 @@
           <w:color w:val="27AE60"/>
           <w:sz w:val="19"/>
         </w:rPr>
-        <w:t xml:space="preserve">  name = "python"</w:t>
+        <w:t xml:space="preserve">  username = input("请输入用户名：")</w:t>
       </w:r>
     </w:p>
     <w:p>
@@ -1719,7 +1679,7 @@
           <w:color w:val="27AE60"/>
           <w:sz w:val="19"/>
         </w:rPr>
-        <w:t xml:space="preserve">  key = 123</w:t>
+        <w:t xml:space="preserve">  password = int(input("请输入密码："))</w:t>
       </w:r>
     </w:p>
     <w:p>
@@ -1734,37 +1694,7 @@
           <w:color w:val="27AE60"/>
           <w:sz w:val="19"/>
         </w:rPr>
-        <w:t xml:space="preserve">  a = input("用户名：")</w:t>
-      </w:r>
-    </w:p>
-    <w:p>
-      <w:pPr>
-        <w:spacing w:before="0" w:after="0"/>
-        <w:ind w:left="567"/>
-        <w:shd w:fill="F0FAF0"/>
-      </w:pPr>
-      <w:r>
-        <w:rPr>
-          <w:rFonts w:ascii="Courier New" w:hAnsi="Courier New"/>
-          <w:color w:val="27AE60"/>
-          <w:sz w:val="19"/>
-        </w:rPr>
-        <w:t xml:space="preserve">  b = int(input("密码："))</w:t>
-      </w:r>
-    </w:p>
-    <w:p>
-      <w:pPr>
-        <w:spacing w:before="0" w:after="0"/>
-        <w:ind w:left="567"/>
-        <w:shd w:fill="F0FAF0"/>
-      </w:pPr>
-      <w:r>
-        <w:rPr>
-          <w:rFonts w:ascii="Courier New" w:hAnsi="Courier New"/>
-          <w:color w:val="27AE60"/>
-          <w:sz w:val="19"/>
-        </w:rPr>
-        <w:t xml:space="preserve">  if a == name and b == key:</w:t>
+        <w:t xml:space="preserve">  if username == "python" and password == 123:</w:t>
       </w:r>
     </w:p>
     <w:p>
@@ -1794,7 +1724,7 @@
           <w:color w:val="27AE60"/>
           <w:sz w:val="19"/>
         </w:rPr>
-        <w:t xml:space="preserve">  elif a != name and b == key:</w:t>
+        <w:t xml:space="preserve">  elif username != "python":</w:t>
       </w:r>
     </w:p>
     <w:p>
